--- a/Tố cáo/10-TC_CauHinh.docx
+++ b/Tố cáo/10-TC_CauHinh.docx
@@ -60,7 +60,7 @@
         <mc:AlternateContent>
           <mc:Choice Requires="wps">
             <w:drawing>
-              <wp:anchor distT="0" distB="0" distL="114300" distR="114300" simplePos="0" relativeHeight="251659264" behindDoc="0" locked="0" layoutInCell="1" allowOverlap="1" wp14:anchorId="69471058" wp14:editId="664AEC03">
+              <wp:anchor distT="0" distB="0" distL="114300" distR="114300" simplePos="0" relativeHeight="251659264" behindDoc="0" locked="0" layoutInCell="1" allowOverlap="1" wp14:anchorId="0F64FE88" wp14:editId="30856659">
                 <wp:simplePos x="0" y="0"/>
                 <wp:positionH relativeFrom="margin">
                   <wp:align>center</wp:align>
@@ -121,7 +121,7 @@
           </mc:Choice>
           <mc:Fallback>
             <w:pict>
-              <v:line w14:anchorId="3684371C" id="Straight Connector 1" o:spid="_x0000_s1026" style="position:absolute;z-index:251659264;visibility:visible;mso-wrap-style:square;mso-width-percent:0;mso-height-percent:0;mso-wrap-distance-left:9pt;mso-wrap-distance-top:0;mso-wrap-distance-right:9pt;mso-wrap-distance-bottom:0;mso-position-horizontal:center;mso-position-horizontal-relative:margin;mso-position-vertical:absolute;mso-position-vertical-relative:text;mso-width-percent:0;mso-height-percent:0;mso-width-relative:page;mso-height-relative:page" from="0,1.55pt" to="70.85pt,1.55pt" o:gfxdata="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">
+              <v:line w14:anchorId="1325C809" id="Straight Connector 1" o:spid="_x0000_s1026" style="position:absolute;z-index:251659264;visibility:visible;mso-wrap-style:square;mso-width-percent:0;mso-height-percent:0;mso-wrap-distance-left:9pt;mso-wrap-distance-top:0;mso-wrap-distance-right:9pt;mso-wrap-distance-bottom:0;mso-position-horizontal:center;mso-position-horizontal-relative:margin;mso-position-vertical:absolute;mso-position-vertical-relative:text;mso-width-percent:0;mso-height-percent:0;mso-width-relative:page;mso-height-relative:page" from="0,1.55pt" to="70.85pt,1.55pt" o:gfxdata="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">
                 <w10:wrap anchorx="margin"/>
               </v:line>
             </w:pict>
@@ -229,11 +229,9 @@
     <w:p>
       <w:pPr>
         <w:spacing w:before="120"/>
-        <w:ind w:firstLine="720"/>
-        <w:rPr>
-          <w:color w:val="000000"/>
-          <w:vertAlign w:val="superscript"/>
-          <w:lang w:val="vi-VN"/>
+        <w:rPr>
+          <w:color w:val="000000"/>
+          <w:lang w:val="fr-FR"/>
         </w:rPr>
       </w:pPr>
       <w:r>
@@ -274,16 +272,15 @@
         <w:rPr>
           <w:i/>
           <w:color w:val="000000"/>
-          <w:lang w:val="vi-VN"/>
-        </w:rPr>
-        <w:t>[[TenNguoiCoThamQuyen]]</w:t>
+        </w:rPr>
+        <w:t xml:space="preserve">[[CQChuyenDon]] </w:t>
       </w:r>
       <w:r>
         <w:rPr>
           <w:i/>
           <w:color w:val="000000"/>
         </w:rPr>
-        <w:t xml:space="preserve"> chuyển đến).</w:t>
+        <w:t>chuyển đến).</w:t>
       </w:r>
     </w:p>
     <w:p>
@@ -310,9 +307,18 @@
           <w:color w:val="000000"/>
           <w:sz w:val="28"/>
           <w:szCs w:val="28"/>
-          <w:lang w:val="vi-VN"/>
-        </w:rPr>
-        <w:t xml:space="preserve"> [[NgươiGiaiQuyet]]</w:t>
+        </w:rPr>
+        <w:t xml:space="preserve"> [[NguoiGiaiQuyet</w:t>
+      </w:r>
+      <w:bookmarkStart w:id="0" w:name="_GoBack"/>
+      <w:bookmarkEnd w:id="0"/>
+      <w:r>
+        <w:rPr>
+          <w:color w:val="000000"/>
+          <w:sz w:val="28"/>
+          <w:szCs w:val="28"/>
+        </w:rPr>
+        <w:t>]]</w:t>
       </w:r>
       <w:r>
         <w:rPr>
@@ -465,10 +471,7 @@
         <w:t>cơ quan, tổ chức, đơn vị, cá nhân có liên quan biết./.</w:t>
       </w:r>
     </w:p>
-    <w:p>
-      <w:bookmarkStart w:id="0" w:name="_GoBack"/>
-      <w:bookmarkEnd w:id="0"/>
-    </w:p>
+    <w:p/>
     <w:sectPr>
       <w:pgSz w:w="11906" w:h="16838" w:code="9"/>
       <w:pgMar w:top="1418" w:right="1418" w:bottom="1418" w:left="1985" w:header="720" w:footer="720" w:gutter="0"/>
